--- a/roteiros/xand-aviao/XandAviao_Roteiro_Completo.docx
+++ b/roteiros/xand-aviao/XandAviao_Roteiro_Completo.docx
@@ -631,7 +631,7 @@
         <w:rPr>
           <w:color w:val="000000"/>
         </w:rPr>
-        <w:t>Longe da televisão, porém, o mercado do forró vivia uma guerra silenciosa.</w:t>
+        <w:t>Longe da televisão, o mercado do forró vivia uma guerra silenciosa.</w:t>
       </w:r>
     </w:p>
     <w:p>
